--- a/superage-staging/SuperAge_Data_Asset_Growth_Story.docx
+++ b/superage-staging/SuperAge_Data_Asset_Growth_Story.docx
@@ -1105,7 +1105,7 @@
           </w:tcPr>
           <w:p>
             <w:r>
-              <w:t>1,115,123</w:t>
+              <w:t>1,114,565</w:t>
             </w:r>
           </w:p>
         </w:tc>
@@ -1115,7 +1115,7 @@
           </w:tcPr>
           <w:p>
             <w:r>
-              <w:t>+0.61%</w:t>
+              <w:t>+0.56%</w:t>
             </w:r>
           </w:p>
         </w:tc>
@@ -1137,7 +1137,7 @@
           </w:tcPr>
           <w:p>
             <w:r>
-              <w:t>1,121,929</w:t>
+              <w:t>1,122,367</w:t>
             </w:r>
           </w:p>
         </w:tc>
@@ -1147,7 +1147,7 @@
           </w:tcPr>
           <w:p>
             <w:r>
-              <w:t>+0.61%</w:t>
+              <w:t>+0.70%</w:t>
             </w:r>
           </w:p>
         </w:tc>
@@ -1179,7 +1179,7 @@
           </w:tcPr>
           <w:p>
             <w:r>
-              <w:t>+0.61%</w:t>
+              <w:t>+0.57%</w:t>
             </w:r>
           </w:p>
         </w:tc>
@@ -1327,7 +1327,7 @@
           </w:tcPr>
           <w:p>
             <w:r>
-              <w:t>~280</w:t>
+              <w:t>~210</w:t>
             </w:r>
           </w:p>
         </w:tc>
@@ -1349,7 +1349,7 @@
           </w:tcPr>
           <w:p>
             <w:r>
-              <w:t>~500</w:t>
+              <w:t>~380</w:t>
             </w:r>
           </w:p>
         </w:tc>
@@ -1371,7 +1371,7 @@
           </w:tcPr>
           <w:p>
             <w:r>
-              <w:t>~820</w:t>
+              <w:t>~620</w:t>
             </w:r>
           </w:p>
         </w:tc>
@@ -1393,7 +1393,7 @@
           </w:tcPr>
           <w:p>
             <w:r>
-              <w:t>~1,230</w:t>
+              <w:t>~1,100</w:t>
             </w:r>
           </w:p>
         </w:tc>
@@ -1563,7 +1563,7 @@
           </w:tcPr>
           <w:p>
             <w:r>
-              <w:t>~114</w:t>
+              <w:t>~95</w:t>
             </w:r>
           </w:p>
         </w:tc>
@@ -1585,7 +1585,7 @@
           </w:tcPr>
           <w:p>
             <w:r>
-              <w:t>~228</w:t>
+              <w:t>~200</w:t>
             </w:r>
           </w:p>
         </w:tc>
@@ -1607,7 +1607,7 @@
           </w:tcPr>
           <w:p>
             <w:r>
-              <w:t>~342</w:t>
+              <w:t>~320</w:t>
             </w:r>
           </w:p>
         </w:tc>
@@ -1629,7 +1629,7 @@
           </w:tcPr>
           <w:p>
             <w:r>
-              <w:t>~456</w:t>
+              <w:t>~450</w:t>
             </w:r>
           </w:p>
         </w:tc>
